--- a/public/Sofiene_JOUINI_Resume.docx
+++ b/public/Sofiene_JOUINI_Resume.docx
@@ -424,26 +424,7 @@
           <w:sz w:val="17"/>
           <w:szCs w:val="17"/>
         </w:rPr>
-        <w:t xml:space="preserve">Implemented using TypeScript, NestJS, Java, Spring Reactive, and Angular, backed by PostgreSQL and MongoDB with Redis for caching, deployed on AWS. Practiced DDD, TDD, and Reactive Programming throughout, with a constant focus on clean, maintainable, and reliable code.</w:t>
-      </w:r>
-    </w:p>
-    <w:p>
-      <w:pPr>
-        <w:pStyle w:val="ListParagraph"/>
-        <w:numPr>
-          <w:ilvl w:val="0"/>
-          <w:numId w:val="2"/>
-        </w:numPr>
-        <w:spacing w:after="20" w:before="20"/>
-      </w:pPr>
-      <w:r>
-        <w:rPr>
-          <w:rFonts w:ascii="Calibri" w:cs="Calibri" w:eastAsia="Calibri" w:hAnsi="Calibri"/>
-          <w:color w:val="4A4A4A"/>
-          <w:sz w:val="17"/>
-          <w:szCs w:val="17"/>
-        </w:rPr>
-        <w:t xml:space="preserve">Also contributed to data analytics, KPI dashboards, and data visualization, bringing visibility into reconciliation outcomes and financial reporting.</w:t>
+        <w:t xml:space="preserve">Built with Angular on the frontend and NestJS and Spring Reactive on the backend, using PostgreSQL and MongoDB as data stores, Redis for caching, and AWS for cloud deployment. Applied DDD, TDD, and Reactive Programming principles to deliver clean, maintainable, and reliable software.</w:t>
       </w:r>
     </w:p>
     <w:p>

--- a/public/Sofiene_JOUINI_Resume.docx
+++ b/public/Sofiene_JOUINI_Resume.docx
@@ -208,7 +208,7 @@
           <w:sz w:val="19"/>
           <w:szCs w:val="19"/>
         </w:rPr>
-        <w:t xml:space="preserve">Senior Software Engineer (Team Lead)</w:t>
+        <w:t xml:space="preserve">Senior Software Engineer (Tech Lead)</w:t>
       </w:r>
       <w:r>
         <w:rPr>
